--- a/AP/Ban-thao-DienDanDoanhNghiep-AP-Vietnam-10-nam-2026-09-15.docx
+++ b/AP/Ban-thao-DienDanDoanhNghiep-AP-Vietnam-10-nam-2026-09-15.docx
@@ -89,6 +89,16 @@
           <w:color w:val="555555"/>
         </w:rPr>
         <w:t xml:space="preserve">[ẢNH] Ảnh không gian phòng đào tạo hoặc bảng hiệu, logo A&amp;P Việt Nam.</w:t>
+      </w:r>
+    </w:p>
+    <w:p>
+      <w:r>
+        <w:t>Về chặng đường phía trước, bà Loan dự báo vai trò lãnh đạo doanh nghiệp trong 5-10 năm tới sẽ vận hành theo mô hình mà bà gọi là "AI + Leadership": lãnh đạo vừa làm chủ công nghệ cho bản thân, vừa giúp đội ngũ ứng dụng công nghệ hiệu quả, đồng thời vẫn phải trực tiếp dẫn dắt con người. Theo bà, bốn năng lực sẽ ngày càng quan trọng trong giai đoạn này: dẫn dắt tổ chức trong bối cảnh thay đổi liên tục, dẫn dắt song song cả con người và AI mà không đánh mất kết nối cảm xúc, gắn chiến lược kinh doanh với năng lực thực thi, và chủ động chuẩn bị thế hệ lãnh đạo kế thừa cho tổ chức.</w:t>
+      </w:r>
+    </w:p>
+    <w:p>
+      <w:r>
+        <w:t>Với nhóm tập đoàn đa quốc gia - chiếm hơn 95% đối tác của A&amp;P Việt Nam - bà Loan cho biết niềm tin hợp tác được xây dựng qua ba yếu tố: nhất quán trong cách tiếp cận từng bài toán kinh doanh, chất lượng đào tạo ổn định qua thời gian, và tinh thần trách nhiệm xem việc của đối tác như việc của chính A&amp;P.</w:t>
       </w:r>
     </w:p>
     <w:p>

--- a/AP/Ban-thao-DienDanDoanhNghiep-AP-Vietnam-10-nam-2026-09-15.docx
+++ b/AP/Ban-thao-DienDanDoanhNghiep-AP-Vietnam-10-nam-2026-09-15.docx
@@ -102,6 +102,16 @@
       </w:r>
     </w:p>
     <w:p>
+      <w:r>
+        <w:t>Một ví dụ khác cho cách tiếp cận này: một tập đoàn sản xuất lớn (thông tin đối tác được giữ kín theo thỏa thuận bảo mật) từng gặp tỷ lệ nghỉ việc cao ở một số vị trí quan trọng, trong khi tuyển dụng thay thế từ bên ngoài rất khó khăn. Đối tác ban đầu chỉ đề nghị A&amp;P tổ chức một số khóa học cụ thể để phát triển đội quản lý cấp trung thành lực lượng kế thừa. Thay vì nhận đề bài và triển khai ngay, A&amp;P cùng đối tác phân tích theo ba lớp: chiến lược kinh doanh 1-3 năm tới cần gì ở đội quản lý cấp trung, bản chất công việc của vị trí này là gì, và từng cá nhân đang thiếu năng lực gì so với yêu cầu vai trò. Kết quả là một lộ trình phát triển nhiều năm cho nhóm kế thừa, triển khai thí điểm năm đầu rồi đánh giá và nhân rộng dần, thay vì một khóa học đơn lẻ kết thúc sau vài buổi.</w:t>
+      </w:r>
+    </w:p>
+    <w:p>
+      <w:r>
+        <w:t>Với bà Loan, đây cũng là minh chứng cho quan điểm của bà về AI trong phát triển lãnh đạo: công nghệ có thể hỗ trợ phân tích dữ liệu nhân sự rất nhanh, nhưng việc thiết kế lộ trình phù hợp với từng tổ chức và trực tiếp kèm cặp con người vẫn đòi hỏi sự thấu hiểu mà chỉ con người mới có được.</w:t>
+      </w:r>
+    </w:p>
+    <w:p>
       <w:pPr>
         <w:spacing w:after="200"/>
       </w:pPr>
@@ -114,18 +124,12 @@
         <w:spacing w:after="200"/>
       </w:pPr>
       <w:r>
-        <w:t xml:space="preserve">Theo số liệu </w:t>
-      </w:r>
-      <w:hyperlink w:history="1" r:id="rIdsgb2cqwsxipkhs9iqve49">
-        <w:r>
-          <w:rPr>
-            <w:rStyle w:val="Hyperlink"/>
-          </w:rPr>
-          <w:t xml:space="preserve">DDI</w:t>
-        </w:r>
-      </w:hyperlink>
-      <w:r>
-        <w:t xml:space="preserve"> công bố, tổ chức này đào tạo khoảng 3 triệu lãnh đạo, quản lý mỗi năm trên toàn cầu.</w:t>
+        <w:t>Theo số liệu DDI công bố, tổ chức này đào tạo khoảng 3 triệu lãnh đạo, quản lý mỗi năm trên toàn cầu.</w:t>
+      </w:r>
+    </w:p>
+    <w:p>
+      <w:r>
+        <w:t>A&amp;P Việt Nam theo đuổi sứ mệnh "Thay đổi nhận thức - Nâng cao năng lực - Phát triển trường tồn", cùng bốn giá trị cốt lõi: chuyên nghiệp, đề cao chữ tín, lấy khách hàng làm trọng tâm, và tiên phong trong đổi mới - sáng tạo. Bà Loan cho biết đây là những tiêu chí A&amp;P áp dụng cho chính đội ngũ của mình trước khi mang ra tư vấn cho doanh nghiệp khác.</w:t>
       </w:r>
     </w:p>
     <w:p>
